--- a/选题申请/大纲.docx
+++ b/选题申请/大纲.docx
@@ -38,28 +38,13 @@
         <w:rPr>
           <w:rFonts w:hint="eastAsia"/>
         </w:rPr>
-        <w:t>将通过一个主页型项目的创建与迭代过程</w:t>
-      </w:r>
-      <w:r>
-        <w:t>来</w:t>
-      </w:r>
-      <w:r>
-        <w:rPr>
-          <w:rFonts w:hint="eastAsia"/>
-        </w:rPr>
-        <w:t>模拟一个企业从新创到上市</w:t>
-      </w:r>
-      <w:r>
-        <w:rPr>
-          <w:rFonts w:hint="eastAsia"/>
-        </w:rPr>
-        <w:t>之间，面对不断增加的需求所设计的各种主页，目的是让读者</w:t>
-      </w:r>
-      <w:r>
-        <w:rPr>
-          <w:rFonts w:hint="eastAsia"/>
-        </w:rPr>
-        <w:t>了解从事</w:t>
+        <w:t>将通过一个</w:t>
+      </w:r>
+      <w:r>
+        <w:rPr>
+          <w:rFonts w:hint="eastAsia"/>
+        </w:rPr>
+        <w:t>系列展示类网页的设计项目来演示</w:t>
       </w:r>
       <w:r>
         <w:rPr>
@@ -86,16 +71,52 @@
         <w:rPr>
           <w:rFonts w:hint="eastAsia"/>
         </w:rPr>
-        <w:t>并掌握与之</w:t>
-      </w:r>
-      <w:r>
-        <w:rPr>
-          <w:rFonts w:hint="eastAsia"/>
-        </w:rPr>
-        <w:t>相关的基础知识</w:t>
-      </w:r>
-      <w:r>
-        <w:t>与开发工具。其内容既包含了</w:t>
+        <w:t>让读者在此过程中逐步</w:t>
+      </w:r>
+      <w:r>
+        <w:rPr>
+          <w:rFonts w:hint="eastAsia"/>
+        </w:rPr>
+        <w:t>掌握</w:t>
+      </w:r>
+      <w:r>
+        <w:rPr>
+          <w:rFonts w:hint="eastAsia"/>
+        </w:rPr>
+        <w:t>这一领域</w:t>
+      </w:r>
+      <w:r>
+        <w:rPr>
+          <w:rFonts w:hint="eastAsia"/>
+        </w:rPr>
+        <w:t>的基础知识</w:t>
+      </w:r>
+      <w:r>
+        <w:rPr>
+          <w:rFonts w:hint="eastAsia"/>
+        </w:rPr>
+        <w:t>，并学会如何使用相关的</w:t>
+      </w:r>
+      <w:r>
+        <w:t>开发工具。</w:t>
+      </w:r>
+      <w:r>
+        <w:rPr>
+          <w:rFonts w:hint="eastAsia"/>
+        </w:rPr>
+        <w:t>我们的演示</w:t>
+      </w:r>
+      <w:r>
+        <w:t>内容</w:t>
+      </w:r>
+      <w:r>
+        <w:rPr>
+          <w:rFonts w:hint="eastAsia"/>
+        </w:rPr>
+        <w:t>中</w:t>
+      </w:r>
+      <w:r>
+        <w:t>既包含了</w:t>
       </w:r>
       <w:r>
         <w:t>HTML</w:t>
@@ -186,28 +207,33 @@
       <w:r>
         <w:t xml:space="preserve">1.1 </w:t>
       </w:r>
-      <w:r>
-        <w:rPr>
-          <w:rFonts w:hint="eastAsia"/>
-        </w:rPr>
-        <w:t>前期准备</w:t>
-      </w:r>
-      <w:r>
-        <w:rPr>
-          <w:rFonts w:hint="eastAsia"/>
-        </w:rPr>
-        <w:t>工作</w:t>
+      <w:bookmarkStart w:id="3" w:name="111-明确工作任务"/>
+      <w:bookmarkStart w:id="4" w:name="112-构建工作环境"/>
+      <w:bookmarkEnd w:id="3"/>
+      <w:bookmarkEnd w:id="4"/>
+      <w:r>
+        <w:rPr>
+          <w:rFonts w:hint="eastAsia"/>
+        </w:rPr>
+        <w:t>构建</w:t>
+      </w:r>
+      <w:r>
+        <w:rPr>
+          <w:rFonts w:hint="eastAsia"/>
+        </w:rPr>
+        <w:t>项目开发</w:t>
+      </w:r>
+      <w:r>
+        <w:rPr>
+          <w:rFonts w:hint="eastAsia"/>
+        </w:rPr>
+        <w:t>环境</w:t>
       </w:r>
     </w:p>
     <w:p>
       <w:pPr>
         <w:pStyle w:val="4"/>
-        <w:rPr>
-          <w:rFonts w:hint="eastAsia"/>
-        </w:rPr>
-      </w:pPr>
-      <w:bookmarkStart w:id="3" w:name="111-明确工作任务"/>
-      <w:bookmarkEnd w:id="3"/>
+      </w:pPr>
       <w:r>
         <w:t xml:space="preserve">1.1.1 </w:t>
       </w:r>
@@ -215,28 +241,29 @@
         <w:rPr>
           <w:rFonts w:hint="eastAsia"/>
         </w:rPr>
-        <w:t>了解基础知识</w:t>
+        <w:t>配置网页浏览器</w:t>
       </w:r>
     </w:p>
     <w:p>
       <w:pPr>
         <w:pStyle w:val="4"/>
-      </w:pPr>
-      <w:bookmarkStart w:id="4" w:name="112-构建工作环境"/>
-      <w:bookmarkEnd w:id="4"/>
+        <w:rPr>
+          <w:rFonts w:hint="eastAsia"/>
+        </w:rPr>
+      </w:pPr>
       <w:r>
         <w:t xml:space="preserve">1.1.2 </w:t>
       </w:r>
       <w:r>
-        <w:t>构建工作环境</w:t>
+        <w:rPr>
+          <w:rFonts w:hint="eastAsia"/>
+        </w:rPr>
+        <w:t>配置代码编辑器</w:t>
       </w:r>
     </w:p>
     <w:p>
       <w:pPr>
         <w:pStyle w:val="3"/>
-        <w:rPr>
-          <w:rFonts w:hint="eastAsia"/>
-        </w:rPr>
       </w:pPr>
       <w:bookmarkStart w:id="5" w:name="12-基本网页设计"/>
       <w:bookmarkEnd w:id="5"/>
@@ -247,7 +274,13 @@
         <w:rPr>
           <w:rFonts w:hint="eastAsia"/>
         </w:rPr>
-        <w:t>线上名片设计</w:t>
+        <w:t>基本信息</w:t>
+      </w:r>
+      <w:r>
+        <w:rPr>
+          <w:rFonts w:hint="eastAsia"/>
+        </w:rPr>
+        <w:t>类页面设计</w:t>
       </w:r>
     </w:p>
     <w:p>
@@ -266,7 +299,7 @@
         <w:rPr>
           <w:rFonts w:hint="eastAsia"/>
         </w:rPr>
-        <w:t>网页设计的步骤</w:t>
+        <w:t>线上名片项目</w:t>
       </w:r>
     </w:p>
     <w:p>
@@ -283,30 +316,7 @@
         <w:rPr>
           <w:rFonts w:hint="eastAsia"/>
         </w:rPr>
-        <w:t>网页的基本结构</w:t>
-      </w:r>
-    </w:p>
-    <w:p>
-      <w:pPr>
-        <w:pStyle w:val="4"/>
-        <w:rPr>
-          <w:rFonts w:hint="eastAsia"/>
-        </w:rPr>
-      </w:pPr>
-      <w:r>
-        <w:rPr>
-          <w:rFonts w:hint="eastAsia"/>
-        </w:rPr>
-        <w:t>1.</w:t>
-      </w:r>
-      <w:r>
-        <w:t xml:space="preserve">2.3 </w:t>
-      </w:r>
-      <w:r>
-        <w:rPr>
-          <w:rFonts w:hint="eastAsia"/>
-        </w:rPr>
-        <w:t>网页文本的显示</w:t>
+        <w:t>通信录项目</w:t>
       </w:r>
     </w:p>
     <w:p>
@@ -361,7 +371,7 @@
         <w:rPr>
           <w:rFonts w:hint="eastAsia"/>
         </w:rPr>
-        <w:t>主页</w:t>
+        <w:t>式网页</w:t>
       </w:r>
       <w:r>
         <w:rPr>
@@ -373,9 +383,6 @@
     <w:p>
       <w:pPr>
         <w:pStyle w:val="3"/>
-        <w:rPr>
-          <w:rFonts w:hint="eastAsia"/>
-        </w:rPr>
       </w:pPr>
       <w:bookmarkStart w:id="13" w:name="21-项目需求分析"/>
       <w:bookmarkEnd w:id="13"/>
@@ -392,7 +399,19 @@
         <w:rPr>
           <w:rFonts w:hint="eastAsia"/>
         </w:rPr>
-        <w:t>单一主页设计</w:t>
+        <w:t>企业类</w:t>
+      </w:r>
+      <w:r>
+        <w:rPr>
+          <w:rFonts w:hint="eastAsia"/>
+        </w:rPr>
+        <w:t>页面</w:t>
+      </w:r>
+      <w:r>
+        <w:rPr>
+          <w:rFonts w:hint="eastAsia"/>
+        </w:rPr>
+        <w:t>设计</w:t>
       </w:r>
     </w:p>
     <w:p>
@@ -412,15 +431,12 @@
         <w:rPr>
           <w:rFonts w:hint="eastAsia"/>
         </w:rPr>
-        <w:t>规划页面的布局</w:t>
+        <w:t>企业简介页面项目</w:t>
       </w:r>
     </w:p>
     <w:p>
       <w:pPr>
         <w:pStyle w:val="4"/>
-        <w:rPr>
-          <w:rFonts w:hint="eastAsia"/>
-        </w:rPr>
       </w:pPr>
       <w:r>
         <w:rPr>
@@ -441,7 +457,50 @@
         <w:rPr>
           <w:rFonts w:hint="eastAsia"/>
         </w:rPr>
-        <w:t>展示更丰富的信息</w:t>
+        <w:t>企业部门页面项目</w:t>
+      </w:r>
+    </w:p>
+    <w:p>
+      <w:pPr>
+        <w:pStyle w:val="4"/>
+      </w:pPr>
+      <w:r>
+        <w:t xml:space="preserve">2.1.3 </w:t>
+      </w:r>
+      <w:r>
+        <w:rPr>
+          <w:rFonts w:hint="eastAsia"/>
+        </w:rPr>
+        <w:t>招贤纳士页面项目</w:t>
+      </w:r>
+    </w:p>
+    <w:p>
+      <w:pPr>
+        <w:pStyle w:val="4"/>
+      </w:pPr>
+      <w:r>
+        <w:rPr>
+          <w:rFonts w:hint="eastAsia"/>
+        </w:rPr>
+        <w:t>2</w:t>
+      </w:r>
+      <w:r>
+        <w:t>.1</w:t>
+      </w:r>
+      <w:r>
+        <w:rPr>
+          <w:rFonts w:hint="eastAsia"/>
+        </w:rPr>
+        <w:t>.</w:t>
+      </w:r>
+      <w:r>
+        <w:t xml:space="preserve">4 </w:t>
+      </w:r>
+      <w:r>
+        <w:rPr>
+          <w:rFonts w:hint="eastAsia"/>
+        </w:rPr>
+        <w:t>联系方式页面项目</w:t>
       </w:r>
     </w:p>
     <w:p>
@@ -461,13 +520,13 @@
         <w:rPr>
           <w:rFonts w:hint="eastAsia"/>
         </w:rPr>
-        <w:t>扩展至</w:t>
-      </w:r>
-      <w:r>
-        <w:rPr>
-          <w:rFonts w:hint="eastAsia"/>
-        </w:rPr>
-        <w:t>多页面网站</w:t>
+        <w:t>商品类页面</w:t>
+      </w:r>
+      <w:r>
+        <w:rPr>
+          <w:rFonts w:hint="eastAsia"/>
+        </w:rPr>
+        <w:t>设计</w:t>
       </w:r>
     </w:p>
     <w:p>
@@ -497,7 +556,13 @@
         <w:rPr>
           <w:rFonts w:hint="eastAsia"/>
         </w:rPr>
-        <w:t>统一外观样式</w:t>
+        <w:t>商品展示</w:t>
+      </w:r>
+      <w:r>
+        <w:rPr>
+          <w:rFonts w:hint="eastAsia"/>
+        </w:rPr>
+        <w:t>页面项目</w:t>
       </w:r>
     </w:p>
     <w:p>
@@ -528,7 +593,7 @@
         <w:rPr>
           <w:rFonts w:hint="eastAsia"/>
         </w:rPr>
-        <w:t>导航栏设计</w:t>
+        <w:t>商品详情页面项目</w:t>
       </w:r>
     </w:p>
     <w:p>
@@ -578,19 +643,7 @@
         <w:rPr>
           <w:rFonts w:hint="eastAsia"/>
         </w:rPr>
-        <w:t>面向移动</w:t>
-      </w:r>
-      <w:r>
-        <w:rPr>
-          <w:rFonts w:hint="eastAsia"/>
-        </w:rPr>
-        <w:t>端</w:t>
-      </w:r>
-      <w:r>
-        <w:rPr>
-          <w:rFonts w:hint="eastAsia"/>
-        </w:rPr>
-        <w:t>的升级</w:t>
+        <w:t>响应式页面设计</w:t>
       </w:r>
     </w:p>
     <w:p>
@@ -606,13 +659,7 @@
         <w:rPr>
           <w:rFonts w:hint="eastAsia"/>
         </w:rPr>
-        <w:t>响应式布局</w:t>
-      </w:r>
-      <w:r>
-        <w:rPr>
-          <w:rFonts w:hint="eastAsia"/>
-        </w:rPr>
-        <w:t>的实现</w:t>
+        <w:t>文字阅读类页面设计</w:t>
       </w:r>
     </w:p>
     <w:p>
@@ -628,13 +675,13 @@
         <w:rPr>
           <w:rFonts w:hint="eastAsia"/>
         </w:rPr>
-        <w:t>弹性布局的</w:t>
-      </w:r>
-      <w:r>
-        <w:rPr>
-          <w:rFonts w:hint="eastAsia"/>
-        </w:rPr>
-        <w:t>实现</w:t>
+        <w:t>单一</w:t>
+      </w:r>
+      <w:r>
+        <w:rPr>
+          <w:rFonts w:hint="eastAsia"/>
+        </w:rPr>
+        <w:t>文章页面项目</w:t>
       </w:r>
     </w:p>
     <w:p>
@@ -658,13 +705,7 @@
         <w:rPr>
           <w:rFonts w:hint="eastAsia"/>
         </w:rPr>
-        <w:t>栅格布局的</w:t>
-      </w:r>
-      <w:r>
-        <w:rPr>
-          <w:rFonts w:hint="eastAsia"/>
-        </w:rPr>
-        <w:t>实现</w:t>
+        <w:t>电子书籍页面项目</w:t>
       </w:r>
     </w:p>
     <w:p>
@@ -672,30 +713,21 @@
         <w:pStyle w:val="3"/>
       </w:pPr>
       <w:r>
-        <w:t xml:space="preserve">3.2 </w:t>
-      </w:r>
-      <w:r>
-        <w:rPr>
-          <w:rFonts w:hint="eastAsia"/>
-        </w:rPr>
-        <w:t>响应式</w:t>
-      </w:r>
-      <w:r>
-        <w:rPr>
-          <w:rFonts w:hint="eastAsia"/>
-        </w:rPr>
-        <w:t>设计下</w:t>
-      </w:r>
-      <w:r>
-        <w:rPr>
-          <w:rFonts w:hint="eastAsia"/>
-        </w:rPr>
-        <w:t>的排版</w:t>
+        <w:t>3.2</w:t>
+      </w:r>
+      <w:r>
+        <w:rPr>
+          <w:rFonts w:hint="eastAsia"/>
+        </w:rPr>
+        <w:t>多媒体类页面设计</w:t>
       </w:r>
     </w:p>
     <w:p>
       <w:pPr>
         <w:pStyle w:val="4"/>
+        <w:rPr>
+          <w:rFonts w:hint="eastAsia"/>
+        </w:rPr>
       </w:pPr>
       <w:r>
         <w:t xml:space="preserve">3.2.1 </w:t>
@@ -704,21 +736,21 @@
         <w:rPr>
           <w:rFonts w:hint="eastAsia"/>
         </w:rPr>
-        <w:t>响应式图片</w:t>
-      </w:r>
-      <w:r>
-        <w:t>的</w:t>
-      </w:r>
-      <w:r>
-        <w:rPr>
-          <w:rFonts w:hint="eastAsia"/>
-        </w:rPr>
-        <w:t>实现</w:t>
+        <w:t>音乐</w:t>
+      </w:r>
+      <w:r>
+        <w:rPr>
+          <w:rFonts w:hint="eastAsia"/>
+        </w:rPr>
+        <w:t>播放器项目</w:t>
       </w:r>
     </w:p>
     <w:p>
       <w:pPr>
         <w:pStyle w:val="4"/>
+        <w:rPr>
+          <w:rFonts w:hint="eastAsia"/>
+        </w:rPr>
       </w:pPr>
       <w:r>
         <w:t xml:space="preserve">3.2.2 </w:t>
@@ -727,16 +759,7 @@
         <w:rPr>
           <w:rFonts w:hint="eastAsia"/>
         </w:rPr>
-        <w:t>响应式字体</w:t>
-      </w:r>
-      <w:r>
-        <w:t>的</w:t>
-      </w:r>
-      <w:r>
-        <w:rPr>
-          <w:rFonts w:hint="eastAsia"/>
-        </w:rPr>
-        <w:t>实现</w:t>
+        <w:t>视频播放器项目</w:t>
       </w:r>
     </w:p>
     <w:p>
@@ -746,6 +769,7 @@
       <w:bookmarkStart w:id="29" w:name="33-服务端的数据存储"/>
       <w:bookmarkEnd w:id="29"/>
       <w:r>
+        <w:lastRenderedPageBreak/>
         <w:t xml:space="preserve">3.3 </w:t>
       </w:r>
       <w:r>
@@ -758,16 +782,12 @@
     <w:p>
       <w:pPr>
         <w:pStyle w:val="2"/>
-        <w:rPr>
-          <w:rFonts w:hint="eastAsia"/>
-        </w:rPr>
       </w:pPr>
       <w:bookmarkStart w:id="30" w:name="331-数据文件方案"/>
       <w:bookmarkStart w:id="31" w:name="第-4-章图书管理系统项目"/>
       <w:bookmarkEnd w:id="30"/>
       <w:bookmarkEnd w:id="31"/>
       <w:r>
-        <w:lastRenderedPageBreak/>
         <w:t>第</w:t>
       </w:r>
       <w:r>
@@ -780,7 +800,7 @@
         <w:rPr>
           <w:rFonts w:hint="eastAsia"/>
         </w:rPr>
-        <w:t>增加交互界面</w:t>
+        <w:t>交互式页面设计</w:t>
       </w:r>
     </w:p>
     <w:p>
@@ -796,13 +816,7 @@
         <w:rPr>
           <w:rFonts w:hint="eastAsia"/>
         </w:rPr>
-        <w:t>实现留言板</w:t>
-      </w:r>
-      <w:r>
-        <w:rPr>
-          <w:rFonts w:hint="eastAsia"/>
-        </w:rPr>
-        <w:t>功能</w:t>
+        <w:t>用户管理类页面设计</w:t>
       </w:r>
     </w:p>
     <w:p>
@@ -818,7 +832,7 @@
         <w:rPr>
           <w:rFonts w:hint="eastAsia"/>
         </w:rPr>
-        <w:t>接收用户的输入</w:t>
+        <w:t>用户注册页面项目</w:t>
       </w:r>
     </w:p>
     <w:p>
@@ -834,12 +848,15 @@
         <w:rPr>
           <w:rFonts w:hint="eastAsia"/>
         </w:rPr>
-        <w:t>提交用户输入</w:t>
+        <w:t>用户登录页面项目</w:t>
       </w:r>
     </w:p>
     <w:p>
       <w:pPr>
         <w:pStyle w:val="4"/>
+        <w:rPr>
+          <w:rFonts w:hint="eastAsia"/>
+        </w:rPr>
       </w:pPr>
       <w:bookmarkStart w:id="35" w:name="413-服务端应采用api形式"/>
       <w:bookmarkEnd w:id="35"/>
@@ -853,10 +870,7 @@
         <w:rPr>
           <w:rFonts w:hint="eastAsia"/>
         </w:rPr>
-        <w:t>回显用户的输入</w:t>
-      </w:r>
-      <w:r>
-        <w:t xml:space="preserve"> </w:t>
+        <w:t>用户信息页面项目</w:t>
       </w:r>
     </w:p>
     <w:p>
@@ -872,13 +886,7 @@
         <w:rPr>
           <w:rFonts w:hint="eastAsia"/>
         </w:rPr>
-        <w:t>实现用户登录</w:t>
-      </w:r>
-      <w:r>
-        <w:rPr>
-          <w:rFonts w:hint="eastAsia"/>
-        </w:rPr>
-        <w:t>功能</w:t>
+        <w:t>人机交互类页面设计</w:t>
       </w:r>
     </w:p>
     <w:p>
@@ -894,7 +902,7 @@
         <w:rPr>
           <w:rFonts w:hint="eastAsia"/>
         </w:rPr>
-        <w:t>更为复杂的表单设计</w:t>
+        <w:t>留言板项目</w:t>
       </w:r>
     </w:p>
     <w:p>
@@ -906,21 +914,18 @@
       <w:r>
         <w:t xml:space="preserve">4.2.2 </w:t>
       </w:r>
-      <w:r>
-        <w:rPr>
-          <w:rFonts w:hint="eastAsia"/>
-        </w:rPr>
-        <w:t>用户输入的安全检查</w:t>
-      </w:r>
       <w:bookmarkStart w:id="39" w:name="423-uni-app框架示例"/>
       <w:bookmarkEnd w:id="39"/>
+      <w:r>
+        <w:rPr>
+          <w:rFonts w:hint="eastAsia"/>
+        </w:rPr>
+        <w:t>文本编辑器项目</w:t>
+      </w:r>
     </w:p>
     <w:p>
       <w:pPr>
         <w:pStyle w:val="4"/>
-        <w:rPr>
-          <w:rFonts w:hint="eastAsia"/>
-        </w:rPr>
       </w:pPr>
       <w:r>
         <w:rPr>
@@ -935,7 +940,7 @@
         <w:rPr>
           <w:rFonts w:hint="eastAsia"/>
         </w:rPr>
-        <w:t>使用外部认证功能</w:t>
+        <w:t>图形编辑器项目</w:t>
       </w:r>
     </w:p>
     <w:p>
@@ -980,160 +985,117 @@
         <w:rPr>
           <w:rFonts w:hint="eastAsia"/>
         </w:rPr>
-        <w:t>引入</w:t>
-      </w:r>
-      <w:r>
-        <w:rPr>
-          <w:rFonts w:hint="eastAsia"/>
-        </w:rPr>
-        <w:t xml:space="preserve"> </w:t>
-      </w:r>
-      <w:bookmarkStart w:id="44" w:name="_Hlk137376318"/>
-      <w:r>
-        <w:rPr>
-          <w:rFonts w:hint="eastAsia"/>
-        </w:rPr>
-        <w:t>Bootstrap</w:t>
-      </w:r>
-      <w:r>
-        <w:rPr>
-          <w:rFonts w:hint="eastAsia"/>
-        </w:rPr>
-        <w:t>框架</w:t>
-      </w:r>
+        <w:t>综合性网站设计</w:t>
+      </w:r>
+    </w:p>
+    <w:p>
+      <w:pPr>
+        <w:pStyle w:val="3"/>
+        <w:rPr>
+          <w:rFonts w:hint="eastAsia"/>
+        </w:rPr>
+      </w:pPr>
+      <w:bookmarkStart w:id="44" w:name="51-项目需求分析"/>
       <w:bookmarkEnd w:id="44"/>
+      <w:r>
+        <w:t xml:space="preserve">5.1 </w:t>
+      </w:r>
+      <w:r>
+        <w:rPr>
+          <w:rFonts w:hint="eastAsia"/>
+        </w:rPr>
+        <w:t>企业展示型网站设计</w:t>
+      </w:r>
+    </w:p>
+    <w:p>
+      <w:pPr>
+        <w:pStyle w:val="4"/>
+      </w:pPr>
+      <w:bookmarkStart w:id="45" w:name="511-测试工作的重要性"/>
+      <w:bookmarkEnd w:id="45"/>
+      <w:r>
+        <w:t xml:space="preserve">5.1.1 </w:t>
+      </w:r>
+      <w:r>
+        <w:rPr>
+          <w:rFonts w:hint="eastAsia"/>
+        </w:rPr>
+        <w:t>统一外观样式</w:t>
+      </w:r>
+    </w:p>
+    <w:p>
+      <w:pPr>
+        <w:pStyle w:val="4"/>
+      </w:pPr>
+      <w:bookmarkStart w:id="46" w:name="512-测试自动化的必要性"/>
+      <w:bookmarkEnd w:id="46"/>
+      <w:r>
+        <w:t xml:space="preserve">5.1.2 </w:t>
+      </w:r>
+      <w:r>
+        <w:rPr>
+          <w:rFonts w:hint="eastAsia"/>
+        </w:rPr>
+        <w:t>导航栏的实现</w:t>
+      </w:r>
     </w:p>
     <w:p>
       <w:pPr>
         <w:pStyle w:val="3"/>
-        <w:rPr>
-          <w:rFonts w:hint="eastAsia"/>
-        </w:rPr>
-      </w:pPr>
-      <w:bookmarkStart w:id="45" w:name="51-项目需求分析"/>
-      <w:bookmarkEnd w:id="45"/>
-      <w:r>
-        <w:t xml:space="preserve">5.1 </w:t>
-      </w:r>
-      <w:r>
-        <w:rPr>
-          <w:rFonts w:hint="eastAsia"/>
-        </w:rPr>
-        <w:t>为什么要使用</w:t>
-      </w:r>
-      <w:r>
-        <w:rPr>
-          <w:rFonts w:hint="eastAsia"/>
-        </w:rPr>
-        <w:t>框架</w:t>
+      </w:pPr>
+      <w:bookmarkStart w:id="47" w:name="52-学习-selenium-框架"/>
+      <w:bookmarkEnd w:id="47"/>
+      <w:r>
+        <w:t xml:space="preserve">5.2 </w:t>
+      </w:r>
+      <w:r>
+        <w:rPr>
+          <w:rFonts w:hint="eastAsia"/>
+        </w:rPr>
+        <w:t>电子商务型网站设计</w:t>
       </w:r>
     </w:p>
     <w:p>
       <w:pPr>
         <w:pStyle w:val="4"/>
       </w:pPr>
-      <w:bookmarkStart w:id="46" w:name="511-测试工作的重要性"/>
-      <w:bookmarkEnd w:id="46"/>
-      <w:r>
-        <w:t xml:space="preserve">5.1.1 </w:t>
-      </w:r>
-      <w:r>
-        <w:rPr>
-          <w:rFonts w:hint="eastAsia"/>
-        </w:rPr>
-        <w:t>之前遇到的问题</w:t>
+      <w:bookmarkStart w:id="48" w:name="521-selenium-框架简介"/>
+      <w:bookmarkEnd w:id="48"/>
+      <w:r>
+        <w:t xml:space="preserve">5.2.1 </w:t>
+      </w:r>
+      <w:r>
+        <w:rPr>
+          <w:rFonts w:hint="eastAsia"/>
+        </w:rPr>
+        <w:t>商品购买页面项目</w:t>
       </w:r>
     </w:p>
     <w:p>
       <w:pPr>
         <w:pStyle w:val="4"/>
       </w:pPr>
-      <w:bookmarkStart w:id="47" w:name="512-测试自动化的必要性"/>
-      <w:bookmarkEnd w:id="47"/>
-      <w:r>
-        <w:t xml:space="preserve">5.1.2 </w:t>
-      </w:r>
-      <w:r>
-        <w:rPr>
-          <w:rFonts w:hint="eastAsia"/>
-        </w:rPr>
-        <w:t>框架提供的功能</w:t>
+      <w:bookmarkStart w:id="49" w:name="522配置框架使用环境"/>
+      <w:bookmarkEnd w:id="49"/>
+      <w:r>
+        <w:t>5.2.</w:t>
+      </w:r>
+      <w:r>
+        <w:t xml:space="preserve">2 </w:t>
+      </w:r>
+      <w:r>
+        <w:rPr>
+          <w:rFonts w:hint="eastAsia"/>
+        </w:rPr>
+        <w:t>购物车功能项目</w:t>
       </w:r>
     </w:p>
     <w:p>
       <w:pPr>
         <w:pStyle w:val="3"/>
       </w:pPr>
-      <w:bookmarkStart w:id="48" w:name="52-学习-selenium-框架"/>
-      <w:bookmarkEnd w:id="48"/>
-      <w:r>
-        <w:t xml:space="preserve">5.2 </w:t>
-      </w:r>
-      <w:r>
-        <w:rPr>
-          <w:rFonts w:hint="eastAsia"/>
-        </w:rPr>
-        <w:t>引入框架的步骤</w:t>
-      </w:r>
-    </w:p>
-    <w:p>
-      <w:pPr>
-        <w:pStyle w:val="4"/>
-      </w:pPr>
-      <w:bookmarkStart w:id="49" w:name="521-selenium-框架简介"/>
-      <w:bookmarkEnd w:id="49"/>
-      <w:r>
-        <w:t xml:space="preserve">5.2.1 </w:t>
-      </w:r>
-      <w:r>
-        <w:rPr>
-          <w:rFonts w:hint="eastAsia"/>
-        </w:rPr>
-        <w:t>框架的安装与配置</w:t>
-      </w:r>
-    </w:p>
-    <w:p>
-      <w:pPr>
-        <w:pStyle w:val="4"/>
-      </w:pPr>
-      <w:bookmarkStart w:id="50" w:name="522配置框架使用环境"/>
+      <w:bookmarkStart w:id="50" w:name="523-测试自动化演示"/>
       <w:bookmarkEnd w:id="50"/>
-      <w:r>
-        <w:t>5.2.</w:t>
-      </w:r>
-      <w:r>
-        <w:t xml:space="preserve">2 </w:t>
-      </w:r>
-      <w:r>
-        <w:rPr>
-          <w:rFonts w:hint="eastAsia"/>
-        </w:rPr>
-        <w:t>使用框架布局工具</w:t>
-      </w:r>
-    </w:p>
-    <w:p>
-      <w:pPr>
-        <w:pStyle w:val="4"/>
-      </w:pPr>
-      <w:bookmarkStart w:id="51" w:name="523-测试自动化演示"/>
-      <w:bookmarkEnd w:id="51"/>
-      <w:r>
-        <w:t xml:space="preserve">5.2.3 </w:t>
-      </w:r>
-      <w:r>
-        <w:rPr>
-          <w:rFonts w:hint="eastAsia"/>
-        </w:rPr>
-        <w:t>使用框架交互组件</w:t>
-      </w:r>
-    </w:p>
-    <w:p>
-      <w:pPr>
-        <w:pStyle w:val="3"/>
-        <w:rPr>
-          <w:rFonts w:hint="eastAsia"/>
-        </w:rPr>
-      </w:pPr>
       <w:r>
         <w:rPr>
           <w:rFonts w:hint="eastAsia"/>

--- a/选题申请/大纲.docx
+++ b/选题申请/大纲.docx
@@ -188,29 +188,34 @@
       <w:r>
         <w:t>章：</w:t>
       </w:r>
+      <w:bookmarkStart w:id="2" w:name="_Hlk137563844"/>
       <w:r>
         <w:rPr>
           <w:rFonts w:hint="eastAsia"/>
         </w:rPr>
         <w:t>网页设计</w:t>
       </w:r>
-      <w:r>
-        <w:t>初体验</w:t>
+      <w:bookmarkEnd w:id="2"/>
+      <w:r>
+        <w:rPr>
+          <w:rFonts w:hint="eastAsia"/>
+        </w:rPr>
+        <w:t>入门</w:t>
       </w:r>
     </w:p>
     <w:p>
       <w:pPr>
         <w:pStyle w:val="3"/>
       </w:pPr>
-      <w:bookmarkStart w:id="2" w:name="11-前期准备阶段"/>
-      <w:bookmarkEnd w:id="2"/>
+      <w:bookmarkStart w:id="3" w:name="11-前期准备阶段"/>
+      <w:bookmarkEnd w:id="3"/>
       <w:r>
         <w:t xml:space="preserve">1.1 </w:t>
       </w:r>
-      <w:bookmarkStart w:id="3" w:name="111-明确工作任务"/>
-      <w:bookmarkStart w:id="4" w:name="112-构建工作环境"/>
-      <w:bookmarkEnd w:id="3"/>
+      <w:bookmarkStart w:id="4" w:name="111-明确工作任务"/>
+      <w:bookmarkStart w:id="5" w:name="112-构建工作环境"/>
       <w:bookmarkEnd w:id="4"/>
+      <w:bookmarkEnd w:id="5"/>
       <w:r>
         <w:rPr>
           <w:rFonts w:hint="eastAsia"/>
@@ -241,15 +246,18 @@
         <w:rPr>
           <w:rFonts w:hint="eastAsia"/>
         </w:rPr>
-        <w:t>配置网页浏览器</w:t>
+        <w:t>安装</w:t>
+      </w:r>
+      <w:r>
+        <w:rPr>
+          <w:rFonts w:hint="eastAsia"/>
+        </w:rPr>
+        <w:t>网页浏览器</w:t>
       </w:r>
     </w:p>
     <w:p>
       <w:pPr>
         <w:pStyle w:val="4"/>
-        <w:rPr>
-          <w:rFonts w:hint="eastAsia"/>
-        </w:rPr>
       </w:pPr>
       <w:r>
         <w:t xml:space="preserve">1.1.2 </w:t>
@@ -258,15 +266,44 @@
         <w:rPr>
           <w:rFonts w:hint="eastAsia"/>
         </w:rPr>
-        <w:t>配置代码编辑器</w:t>
+        <w:t>配置</w:t>
+      </w:r>
+      <w:r>
+        <w:rPr>
+          <w:rFonts w:hint="eastAsia"/>
+        </w:rPr>
+        <w:t>项目管理工具</w:t>
+      </w:r>
+    </w:p>
+    <w:p>
+      <w:pPr>
+        <w:pStyle w:val="4"/>
+        <w:rPr>
+          <w:rFonts w:hint="eastAsia"/>
+        </w:rPr>
+      </w:pPr>
+      <w:r>
+        <w:rPr>
+          <w:rFonts w:hint="eastAsia"/>
+        </w:rPr>
+        <w:t>1</w:t>
+      </w:r>
+      <w:r>
+        <w:t xml:space="preserve">.1.3 </w:t>
+      </w:r>
+      <w:r>
+        <w:rPr>
+          <w:rFonts w:hint="eastAsia"/>
+        </w:rPr>
+        <w:t>建立源码管理机制</w:t>
       </w:r>
     </w:p>
     <w:p>
       <w:pPr>
         <w:pStyle w:val="3"/>
       </w:pPr>
-      <w:bookmarkStart w:id="5" w:name="12-基本网页设计"/>
-      <w:bookmarkEnd w:id="5"/>
+      <w:bookmarkStart w:id="6" w:name="12-基本网页设计"/>
+      <w:bookmarkEnd w:id="6"/>
       <w:r>
         <w:t xml:space="preserve">1.2 </w:t>
       </w:r>
@@ -274,21 +311,15 @@
         <w:rPr>
           <w:rFonts w:hint="eastAsia"/>
         </w:rPr>
-        <w:t>基本信息</w:t>
-      </w:r>
-      <w:r>
-        <w:rPr>
-          <w:rFonts w:hint="eastAsia"/>
-        </w:rPr>
-        <w:t>类页面设计</w:t>
+        <w:t>网页设计初体验</w:t>
       </w:r>
     </w:p>
     <w:p>
       <w:pPr>
         <w:pStyle w:val="4"/>
       </w:pPr>
-      <w:bookmarkStart w:id="6" w:name="121-定义网页结构"/>
-      <w:bookmarkEnd w:id="6"/>
+      <w:bookmarkStart w:id="7" w:name="121-定义网页结构"/>
+      <w:bookmarkEnd w:id="7"/>
       <w:r>
         <w:t>1.2.1</w:t>
       </w:r>
@@ -299,7 +330,13 @@
         <w:rPr>
           <w:rFonts w:hint="eastAsia"/>
         </w:rPr>
-        <w:t>线上名片项目</w:t>
+        <w:t>企业</w:t>
+      </w:r>
+      <w:r>
+        <w:rPr>
+          <w:rFonts w:hint="eastAsia"/>
+        </w:rPr>
+        <w:t>名片项目</w:t>
       </w:r>
     </w:p>
     <w:p>
@@ -323,10 +360,10 @@
       <w:pPr>
         <w:pStyle w:val="3"/>
       </w:pPr>
-      <w:bookmarkStart w:id="7" w:name="122-设计外观样式"/>
-      <w:bookmarkStart w:id="8" w:name="13-部署-web-服务"/>
-      <w:bookmarkEnd w:id="7"/>
+      <w:bookmarkStart w:id="8" w:name="122-设计外观样式"/>
+      <w:bookmarkStart w:id="9" w:name="13-部署-web-服务"/>
       <w:bookmarkEnd w:id="8"/>
+      <w:bookmarkEnd w:id="9"/>
       <w:r>
         <w:t xml:space="preserve">1.3 </w:t>
       </w:r>
@@ -344,14 +381,14 @@
       <w:pPr>
         <w:pStyle w:val="2"/>
       </w:pPr>
-      <w:bookmarkStart w:id="9" w:name="131-选择部署方案"/>
-      <w:bookmarkStart w:id="10" w:name="132-配置服务环境"/>
-      <w:bookmarkStart w:id="11" w:name="133-完成网站发布"/>
-      <w:bookmarkStart w:id="12" w:name="第-2-章个人主页项目"/>
-      <w:bookmarkEnd w:id="9"/>
+      <w:bookmarkStart w:id="10" w:name="131-选择部署方案"/>
+      <w:bookmarkStart w:id="11" w:name="132-配置服务环境"/>
+      <w:bookmarkStart w:id="12" w:name="133-完成网站发布"/>
+      <w:bookmarkStart w:id="13" w:name="第-2-章个人主页项目"/>
       <w:bookmarkEnd w:id="10"/>
       <w:bookmarkEnd w:id="11"/>
       <w:bookmarkEnd w:id="12"/>
+      <w:bookmarkEnd w:id="13"/>
       <w:r>
         <w:t>第</w:t>
       </w:r>
@@ -384,8 +421,8 @@
       <w:pPr>
         <w:pStyle w:val="3"/>
       </w:pPr>
-      <w:bookmarkStart w:id="13" w:name="21-项目需求分析"/>
-      <w:bookmarkEnd w:id="13"/>
+      <w:bookmarkStart w:id="14" w:name="21-项目需求分析"/>
+      <w:bookmarkEnd w:id="14"/>
       <w:r>
         <w:rPr>
           <w:rFonts w:hint="eastAsia"/>
@@ -533,10 +570,10 @@
       <w:pPr>
         <w:pStyle w:val="4"/>
       </w:pPr>
-      <w:bookmarkStart w:id="14" w:name="211-这是一个静态页面应用"/>
-      <w:bookmarkStart w:id="15" w:name="212-响应式设计的必要性"/>
-      <w:bookmarkEnd w:id="14"/>
+      <w:bookmarkStart w:id="15" w:name="211-这是一个静态页面应用"/>
+      <w:bookmarkStart w:id="16" w:name="212-响应式设计的必要性"/>
       <w:bookmarkEnd w:id="15"/>
+      <w:bookmarkEnd w:id="16"/>
       <w:r>
         <w:t>2.</w:t>
       </w:r>
@@ -568,12 +605,9 @@
     <w:p>
       <w:pPr>
         <w:pStyle w:val="4"/>
-        <w:rPr>
-          <w:rFonts w:hint="eastAsia"/>
-        </w:rPr>
-      </w:pPr>
-      <w:bookmarkStart w:id="16" w:name="213-bootstrap-框架简介"/>
-      <w:bookmarkEnd w:id="16"/>
+      </w:pPr>
+      <w:bookmarkStart w:id="17" w:name="213-bootstrap-框架简介"/>
+      <w:bookmarkEnd w:id="17"/>
       <w:r>
         <w:t>2.</w:t>
       </w:r>
@@ -600,10 +634,10 @@
       <w:pPr>
         <w:pStyle w:val="3"/>
       </w:pPr>
-      <w:bookmarkStart w:id="17" w:name="22-实现响应式页面设计"/>
-      <w:bookmarkStart w:id="18" w:name="23-个人主页的维护"/>
-      <w:bookmarkEnd w:id="17"/>
+      <w:bookmarkStart w:id="18" w:name="22-实现响应式页面设计"/>
+      <w:bookmarkStart w:id="19" w:name="23-个人主页的维护"/>
       <w:bookmarkEnd w:id="18"/>
+      <w:bookmarkEnd w:id="19"/>
       <w:r>
         <w:t>2.</w:t>
       </w:r>
@@ -613,8 +647,8 @@
       <w:r>
         <w:t xml:space="preserve"> </w:t>
       </w:r>
-      <w:bookmarkStart w:id="19" w:name="221-响应式页面布局"/>
-      <w:bookmarkEnd w:id="19"/>
+      <w:bookmarkStart w:id="20" w:name="221-响应式页面布局"/>
+      <w:bookmarkEnd w:id="20"/>
       <w:r>
         <w:rPr>
           <w:rFonts w:hint="eastAsia"/>
@@ -626,10 +660,10 @@
       <w:pPr>
         <w:pStyle w:val="2"/>
       </w:pPr>
-      <w:bookmarkStart w:id="20" w:name="231-确保数据的独立性"/>
-      <w:bookmarkStart w:id="21" w:name="第-3-章留言板项目"/>
-      <w:bookmarkEnd w:id="20"/>
+      <w:bookmarkStart w:id="21" w:name="231-确保数据的独立性"/>
+      <w:bookmarkStart w:id="22" w:name="第-3-章留言板项目"/>
       <w:bookmarkEnd w:id="21"/>
+      <w:bookmarkEnd w:id="22"/>
       <w:r>
         <w:t>第</w:t>
       </w:r>
@@ -643,15 +677,21 @@
         <w:rPr>
           <w:rFonts w:hint="eastAsia"/>
         </w:rPr>
-        <w:t>响应式页面设计</w:t>
+        <w:t>响应式</w:t>
+      </w:r>
+      <w:r>
+        <w:rPr>
+          <w:rFonts w:hint="eastAsia"/>
+        </w:rPr>
+        <w:t>网页设计</w:t>
       </w:r>
     </w:p>
     <w:p>
       <w:pPr>
         <w:pStyle w:val="3"/>
       </w:pPr>
-      <w:bookmarkStart w:id="22" w:name="31-项目需求分析"/>
-      <w:bookmarkEnd w:id="22"/>
+      <w:bookmarkStart w:id="23" w:name="31-项目需求分析"/>
+      <w:bookmarkEnd w:id="23"/>
       <w:r>
         <w:t xml:space="preserve">3.1 </w:t>
       </w:r>
@@ -666,8 +706,8 @@
       <w:pPr>
         <w:pStyle w:val="4"/>
       </w:pPr>
-      <w:bookmarkStart w:id="23" w:name="311-这是一个bs架构应用"/>
-      <w:bookmarkEnd w:id="23"/>
+      <w:bookmarkStart w:id="24" w:name="311-这是一个bs架构应用"/>
+      <w:bookmarkEnd w:id="24"/>
       <w:r>
         <w:t xml:space="preserve">3.1.1 </w:t>
       </w:r>
@@ -688,19 +728,19 @@
       <w:pPr>
         <w:pStyle w:val="4"/>
       </w:pPr>
-      <w:bookmarkStart w:id="24" w:name="312-表单设计是重中之重"/>
-      <w:bookmarkEnd w:id="24"/>
+      <w:bookmarkStart w:id="25" w:name="312-表单设计是重中之重"/>
+      <w:bookmarkEnd w:id="25"/>
       <w:r>
         <w:t xml:space="preserve">3.1.2 </w:t>
       </w:r>
-      <w:bookmarkStart w:id="25" w:name="313-应在服务端存储数据"/>
-      <w:bookmarkStart w:id="26" w:name="32-浏览器端的表单设计"/>
-      <w:bookmarkStart w:id="27" w:name="321-表单元素的使用"/>
-      <w:bookmarkStart w:id="28" w:name="322-ajax-技术的使用"/>
-      <w:bookmarkEnd w:id="25"/>
+      <w:bookmarkStart w:id="26" w:name="313-应在服务端存储数据"/>
+      <w:bookmarkStart w:id="27" w:name="32-浏览器端的表单设计"/>
+      <w:bookmarkStart w:id="28" w:name="321-表单元素的使用"/>
+      <w:bookmarkStart w:id="29" w:name="322-ajax-技术的使用"/>
       <w:bookmarkEnd w:id="26"/>
       <w:bookmarkEnd w:id="27"/>
       <w:bookmarkEnd w:id="28"/>
+      <w:bookmarkEnd w:id="29"/>
       <w:r>
         <w:rPr>
           <w:rFonts w:hint="eastAsia"/>
@@ -725,9 +765,6 @@
     <w:p>
       <w:pPr>
         <w:pStyle w:val="4"/>
-        <w:rPr>
-          <w:rFonts w:hint="eastAsia"/>
-        </w:rPr>
       </w:pPr>
       <w:r>
         <w:t xml:space="preserve">3.2.1 </w:t>
@@ -748,11 +785,9 @@
     <w:p>
       <w:pPr>
         <w:pStyle w:val="4"/>
-        <w:rPr>
-          <w:rFonts w:hint="eastAsia"/>
-        </w:rPr>
-      </w:pPr>
-      <w:r>
+      </w:pPr>
+      <w:r>
+        <w:lastRenderedPageBreak/>
         <w:t xml:space="preserve">3.2.2 </w:t>
       </w:r>
       <w:r>
@@ -766,10 +801,9 @@
       <w:pPr>
         <w:pStyle w:val="3"/>
       </w:pPr>
-      <w:bookmarkStart w:id="29" w:name="33-服务端的数据存储"/>
-      <w:bookmarkEnd w:id="29"/>
-      <w:r>
-        <w:lastRenderedPageBreak/>
+      <w:bookmarkStart w:id="30" w:name="33-服务端的数据存储"/>
+      <w:bookmarkEnd w:id="30"/>
+      <w:r>
         <w:t xml:space="preserve">3.3 </w:t>
       </w:r>
       <w:r>
@@ -783,10 +817,10 @@
       <w:pPr>
         <w:pStyle w:val="2"/>
       </w:pPr>
-      <w:bookmarkStart w:id="30" w:name="331-数据文件方案"/>
-      <w:bookmarkStart w:id="31" w:name="第-4-章图书管理系统项目"/>
-      <w:bookmarkEnd w:id="30"/>
+      <w:bookmarkStart w:id="31" w:name="331-数据文件方案"/>
+      <w:bookmarkStart w:id="32" w:name="第-4-章图书管理系统项目"/>
       <w:bookmarkEnd w:id="31"/>
+      <w:bookmarkEnd w:id="32"/>
       <w:r>
         <w:t>第</w:t>
       </w:r>
@@ -807,8 +841,8 @@
       <w:pPr>
         <w:pStyle w:val="3"/>
       </w:pPr>
-      <w:bookmarkStart w:id="32" w:name="41-项目需求分析"/>
-      <w:bookmarkEnd w:id="32"/>
+      <w:bookmarkStart w:id="33" w:name="41-项目需求分析"/>
+      <w:bookmarkEnd w:id="33"/>
       <w:r>
         <w:t xml:space="preserve">4.1 </w:t>
       </w:r>
@@ -823,8 +857,8 @@
       <w:pPr>
         <w:pStyle w:val="4"/>
       </w:pPr>
-      <w:bookmarkStart w:id="33" w:name="411-这是一个cs架构应用"/>
-      <w:bookmarkEnd w:id="33"/>
+      <w:bookmarkStart w:id="34" w:name="411-这是一个cs架构应用"/>
+      <w:bookmarkEnd w:id="34"/>
       <w:r>
         <w:t xml:space="preserve">4.1.1 </w:t>
       </w:r>
@@ -839,8 +873,8 @@
       <w:pPr>
         <w:pStyle w:val="4"/>
       </w:pPr>
-      <w:bookmarkStart w:id="34" w:name="412-客户端应提供多种方案"/>
-      <w:bookmarkEnd w:id="34"/>
+      <w:bookmarkStart w:id="35" w:name="412-客户端应提供多种方案"/>
+      <w:bookmarkEnd w:id="35"/>
       <w:r>
         <w:t xml:space="preserve">4.1.2 </w:t>
       </w:r>
@@ -854,12 +888,9 @@
     <w:p>
       <w:pPr>
         <w:pStyle w:val="4"/>
-        <w:rPr>
-          <w:rFonts w:hint="eastAsia"/>
-        </w:rPr>
-      </w:pPr>
-      <w:bookmarkStart w:id="35" w:name="413-服务端应采用api形式"/>
-      <w:bookmarkEnd w:id="35"/>
+      </w:pPr>
+      <w:bookmarkStart w:id="36" w:name="413-服务端应采用api形式"/>
+      <w:bookmarkEnd w:id="36"/>
       <w:r>
         <w:t>4.1.3</w:t>
       </w:r>
@@ -877,8 +908,8 @@
       <w:pPr>
         <w:pStyle w:val="3"/>
       </w:pPr>
-      <w:bookmarkStart w:id="36" w:name="42-客户端解决方案"/>
-      <w:bookmarkEnd w:id="36"/>
+      <w:bookmarkStart w:id="37" w:name="42-客户端解决方案"/>
+      <w:bookmarkEnd w:id="37"/>
       <w:r>
         <w:t xml:space="preserve">4.2 </w:t>
       </w:r>
@@ -893,8 +924,8 @@
       <w:pPr>
         <w:pStyle w:val="4"/>
       </w:pPr>
-      <w:bookmarkStart w:id="37" w:name="421-客户端框架简介"/>
-      <w:bookmarkEnd w:id="37"/>
+      <w:bookmarkStart w:id="38" w:name="421-客户端框架简介"/>
+      <w:bookmarkEnd w:id="38"/>
       <w:r>
         <w:t xml:space="preserve">4.2.1 </w:t>
       </w:r>
@@ -909,13 +940,13 @@
       <w:pPr>
         <w:pStyle w:val="4"/>
       </w:pPr>
-      <w:bookmarkStart w:id="38" w:name="422-vuejs框架示例"/>
-      <w:bookmarkEnd w:id="38"/>
+      <w:bookmarkStart w:id="39" w:name="422-vuejs框架示例"/>
+      <w:bookmarkEnd w:id="39"/>
       <w:r>
         <w:t xml:space="preserve">4.2.2 </w:t>
       </w:r>
-      <w:bookmarkStart w:id="39" w:name="423-uni-app框架示例"/>
-      <w:bookmarkEnd w:id="39"/>
+      <w:bookmarkStart w:id="40" w:name="423-uni-app框架示例"/>
+      <w:bookmarkEnd w:id="40"/>
       <w:r>
         <w:rPr>
           <w:rFonts w:hint="eastAsia"/>
@@ -947,8 +978,8 @@
       <w:pPr>
         <w:pStyle w:val="3"/>
       </w:pPr>
-      <w:bookmarkStart w:id="40" w:name="43-服务端解决方案"/>
-      <w:bookmarkEnd w:id="40"/>
+      <w:bookmarkStart w:id="41" w:name="43-服务端解决方案"/>
+      <w:bookmarkEnd w:id="41"/>
       <w:r>
         <w:t xml:space="preserve">4.3 </w:t>
       </w:r>
@@ -958,17 +989,17 @@
         </w:rPr>
         <w:t>本章训练</w:t>
       </w:r>
-      <w:bookmarkStart w:id="41" w:name="431-restful设计规范"/>
-      <w:bookmarkStart w:id="42" w:name="432-服务端api示例"/>
-      <w:bookmarkEnd w:id="41"/>
+      <w:bookmarkStart w:id="42" w:name="431-restful设计规范"/>
+      <w:bookmarkStart w:id="43" w:name="432-服务端api示例"/>
       <w:bookmarkEnd w:id="42"/>
+      <w:bookmarkEnd w:id="43"/>
     </w:p>
     <w:p>
       <w:pPr>
         <w:pStyle w:val="2"/>
       </w:pPr>
-      <w:bookmarkStart w:id="43" w:name="第-5-章-自动化测试项目"/>
-      <w:bookmarkEnd w:id="43"/>
+      <w:bookmarkStart w:id="44" w:name="第-5-章-自动化测试项目"/>
+      <w:bookmarkEnd w:id="44"/>
       <w:r>
         <w:t>第</w:t>
       </w:r>
@@ -991,12 +1022,9 @@
     <w:p>
       <w:pPr>
         <w:pStyle w:val="3"/>
-        <w:rPr>
-          <w:rFonts w:hint="eastAsia"/>
-        </w:rPr>
-      </w:pPr>
-      <w:bookmarkStart w:id="44" w:name="51-项目需求分析"/>
-      <w:bookmarkEnd w:id="44"/>
+      </w:pPr>
+      <w:bookmarkStart w:id="45" w:name="51-项目需求分析"/>
+      <w:bookmarkEnd w:id="45"/>
       <w:r>
         <w:t xml:space="preserve">5.1 </w:t>
       </w:r>
@@ -1011,8 +1039,8 @@
       <w:pPr>
         <w:pStyle w:val="4"/>
       </w:pPr>
-      <w:bookmarkStart w:id="45" w:name="511-测试工作的重要性"/>
-      <w:bookmarkEnd w:id="45"/>
+      <w:bookmarkStart w:id="46" w:name="511-测试工作的重要性"/>
+      <w:bookmarkEnd w:id="46"/>
       <w:r>
         <w:t xml:space="preserve">5.1.1 </w:t>
       </w:r>
@@ -1027,8 +1055,8 @@
       <w:pPr>
         <w:pStyle w:val="4"/>
       </w:pPr>
-      <w:bookmarkStart w:id="46" w:name="512-测试自动化的必要性"/>
-      <w:bookmarkEnd w:id="46"/>
+      <w:bookmarkStart w:id="47" w:name="512-测试自动化的必要性"/>
+      <w:bookmarkEnd w:id="47"/>
       <w:r>
         <w:t xml:space="preserve">5.1.2 </w:t>
       </w:r>
@@ -1043,8 +1071,8 @@
       <w:pPr>
         <w:pStyle w:val="3"/>
       </w:pPr>
-      <w:bookmarkStart w:id="47" w:name="52-学习-selenium-框架"/>
-      <w:bookmarkEnd w:id="47"/>
+      <w:bookmarkStart w:id="48" w:name="52-学习-selenium-框架"/>
+      <w:bookmarkEnd w:id="48"/>
       <w:r>
         <w:t xml:space="preserve">5.2 </w:t>
       </w:r>
@@ -1059,8 +1087,8 @@
       <w:pPr>
         <w:pStyle w:val="4"/>
       </w:pPr>
-      <w:bookmarkStart w:id="48" w:name="521-selenium-框架简介"/>
-      <w:bookmarkEnd w:id="48"/>
+      <w:bookmarkStart w:id="49" w:name="521-selenium-框架简介"/>
+      <w:bookmarkEnd w:id="49"/>
       <w:r>
         <w:t xml:space="preserve">5.2.1 </w:t>
       </w:r>
@@ -1068,15 +1096,21 @@
         <w:rPr>
           <w:rFonts w:hint="eastAsia"/>
         </w:rPr>
-        <w:t>商品购买页面项目</w:t>
+        <w:t>商品购买页面</w:t>
+      </w:r>
+      <w:r>
+        <w:rPr>
+          <w:rFonts w:hint="eastAsia"/>
+        </w:rPr>
+        <w:t>设计</w:t>
       </w:r>
     </w:p>
     <w:p>
       <w:pPr>
         <w:pStyle w:val="4"/>
       </w:pPr>
-      <w:bookmarkStart w:id="49" w:name="522配置框架使用环境"/>
-      <w:bookmarkEnd w:id="49"/>
+      <w:bookmarkStart w:id="50" w:name="522配置框架使用环境"/>
+      <w:bookmarkEnd w:id="50"/>
       <w:r>
         <w:t>5.2.</w:t>
       </w:r>
@@ -1087,15 +1121,21 @@
         <w:rPr>
           <w:rFonts w:hint="eastAsia"/>
         </w:rPr>
-        <w:t>购物车功能项目</w:t>
+        <w:t>购物车功能</w:t>
+      </w:r>
+      <w:r>
+        <w:rPr>
+          <w:rFonts w:hint="eastAsia"/>
+        </w:rPr>
+        <w:t>设计</w:t>
       </w:r>
     </w:p>
     <w:p>
       <w:pPr>
         <w:pStyle w:val="3"/>
       </w:pPr>
-      <w:bookmarkStart w:id="50" w:name="523-测试自动化演示"/>
-      <w:bookmarkEnd w:id="50"/>
+      <w:bookmarkStart w:id="51" w:name="523-测试自动化演示"/>
+      <w:bookmarkEnd w:id="51"/>
       <w:r>
         <w:rPr>
           <w:rFonts w:hint="eastAsia"/>
